--- a/docs/03_設計仕様書/GU_ECsite_設計仕様書_noai_雛形_20260825.docx
+++ b/docs/03_設計仕様書/GU_ECsite_設計仕様書_noai_雛形_20260825.docx
@@ -171,7 +171,6 @@
         <w:jc w:val="center"/>
         <w:tblLayout w:type="fixed"/>
         <w:tblLook w:firstColumn="1" w:firstRow="1" w:lastColumn="0" w:lastRow="0" w:noHBand="0" w:noVBand="1" w:val="04A0"/>
-        <w:tblInd w:w="928306" w:type="dxa"/>
       </w:tblPr>
       <w:tblGrid>
         <w:gridCol w:w="4873"/>
@@ -1222,7 +1221,11 @@
         <w:sz w:val="18"/>
       </w:rPr>
     </w:r>
-    <w:fldSimple w:instr="PAGE"/>
+    <w:fldSimple w:instr="PAGE">
+      <w:r>
+        <w:t>1</w:t>
+      </w:r>
+    </w:fldSimple>
   </w:p>
 </w:ftr>
 </file>
